--- a/DBTUNING/ch16_성능설계와개발/ch16_성능설계와개발.docx
+++ b/DBTUNING/ch16_성능설계와개발/ch16_성능설계와개발.docx
@@ -7,7 +7,7 @@
         <w:pStyle w:val="Heading1"/>
       </w:pPr>
       <w:r>
-        <w:t>제2장  성능을 고려한 설계와 개발</w:t>
+        <w:t>제ch16  성능을 고려한 설계와 개발</w:t>
       </w:r>
     </w:p>
     <w:p>
@@ -74,7 +74,7 @@
                 <w:rFonts w:ascii="맑은 고딕" w:hAnsi="맑은 고딕" w:eastAsia="맑은 고딕"/>
                 <w:sz w:val="21"/>
               </w:rPr>
-              <w:t>· 관리 팩 구분과 확인법은 1장 라이선스 절에서 다뤘다.</w:t>
+              <w:t>· 관리 팩 구분과 확인법은 ch15 라이선스 절에서 다뤘다.</w:t>
             </w:r>
           </w:p>
         </w:tc>
@@ -1078,7 +1078,7 @@
     <w:p/>
     <w:p>
       <w:r>
-        <w:t>다만 FORCE는 만능이 아니다. 히스토그램이 있어 값에 따라 실행계획이 달라져야 하는 컬럼에서도 하나의 계획을 강제로 공유하게 되어, 오히려 나쁜 계획이 고정될 수 있다. 그래서 FORCE는 어디까지나 코드를 고칠 수 없을 때의 임시방편이며, 근본 해법은 바인드 변수를 쓰도록 애플리케이션을 고치는 것이다. 이 파라미터의 공유 풀 영향은 18장(공유 풀과 라지 풀)에서 다시 다룬다.</w:t>
+        <w:t>다만 FORCE는 만능이 아니다. 히스토그램이 있어 값에 따라 실행계획이 달라져야 하는 컬럼에서도 하나의 계획을 강제로 공유하게 되어, 오히려 나쁜 계획이 고정될 수 있다. 그래서 FORCE는 어디까지나 코드를 고칠 수 없을 때의 임시방편이며, 근본 해법은 바인드 변수를 쓰도록 애플리케이션을 고치는 것이다. 이 파라미터의 공유 풀 영향은 ch32(공유 풀과 라지 풀)에서 다시 다룬다.</w:t>
       </w:r>
     </w:p>
     <w:p>
@@ -1515,7 +1515,7 @@
     </w:p>
     <w:p>
       <w:r>
-        <w:t>커넥션 풀의 크기도 설계 대상이다. 풀이 너무 작으면 요청이 커넥션을 기다리며 대기가 생기고, 너무 크면 데이터베이스에 서버 프로세스와 세션 메모리가 과다하게 생겨 오히려 자원을 낭비한다. 접속 방식(전용 서버 vs 공유 서버) 역시 프로세스·메모리 구조에 영향을 주며, 이는 4장(전용 서버 vs 공유 서버 접속 방식)에서 별도로 다룬다. 이 장에서 기억할 원칙은 하나다 — 커넥션은 애플리케이션 수명 동안 열어 두고 재사용하는 자원이지, 요청마다 소모하는 자원이 아니다.</w:t>
+        <w:t>커넥션 풀의 크기도 설계 대상이다. 풀이 너무 작으면 요청이 커넥션을 기다리며 대기가 생기고, 너무 크면 데이터베이스에 서버 프로세스와 세션 메모리가 과다하게 생겨 오히려 자원을 낭비한다. 접속 방식(전용 서버 vs 공유 서버) 역시 프로세스·메모리 구조에 영향을 주며, 이는 ch18(전용 서버 vs 공유 서버 접속 방식)에서 별도로 다룬다. 이 장에서 기억할 원칙은 하나다 — 커넥션은 애플리케이션 수명 동안 열어 두고 재사용하는 자원이지, 요청마다 소모하는 자원이 아니다.</w:t>
       </w:r>
     </w:p>
     <w:p>
@@ -1994,7 +1994,7 @@
                 <w:rFonts w:ascii="맑은 고딕" w:hAnsi="맑은 고딕" w:eastAsia="맑은 고딕"/>
                 <w:sz w:val="21"/>
               </w:rPr>
-              <w:t>교훈: SQL*Net 대기가 크다고 곧 네트워크 문제는 아니다. arraysize를 키워 왕복 자체를 줄이는 것이 먼저다(20장에서 다시 다룬다).</w:t>
+              <w:t>교훈: SQL*Net 대기가 크다고 곧 네트워크 문제는 아니다. arraysize를 키워 왕복 자체를 줄이는 것이 먼저다(ch34에서 다시 다룬다).</w:t>
             </w:r>
           </w:p>
         </w:tc>
@@ -2034,7 +2034,7 @@
     </w:p>
     <w:p>
       <w:r>
-        <w:t>로컬 캐시는 애플리케이션 서버 미들 계층으로 확장할 수도 있다. 이는 중앙 데이터베이스 서버의 부하를 덜어 준다. 다만 로컬 캐시를 만들 때는 캐시가 너무 복잡해져 오히려 성능 이득을 잃는 지점까지 가지 않도록 주의해야 한다. 캐시의 이득은 '원래 방식보다 확실히 싸다'는 전제 위에서만 성립한다. 이 원칙은 이 과정 후반의 결과 캐시(19장)와 KEEP 버퍼 풀(17장)에서 데이터베이스 차원의 캐시로 다시 등장한다 — 자주 쓰고 잘 안 바뀌는 데이터를 값싼 곳에 두는 발상은 계층을 가리지 않고 같다.</w:t>
+        <w:t>로컬 캐시는 애플리케이션 서버 미들 계층으로 확장할 수도 있다. 이는 중앙 데이터베이스 서버의 부하를 덜어 준다. 다만 로컬 캐시를 만들 때는 캐시가 너무 복잡해져 오히려 성능 이득을 잃는 지점까지 가지 않도록 주의해야 한다. 캐시의 이득은 '원래 방식보다 확실히 싸다'는 전제 위에서만 성립한다. 이 원칙은 이 과정 후반의 결과 캐시(ch33)와 KEEP 버퍼 풀(ch31)에서 데이터베이스 차원의 캐시로 다시 등장한다 — 자주 쓰고 잘 안 바뀌는 데이터를 값싼 곳에 두는 발상은 계층을 가리지 않고 같다.</w:t>
       </w:r>
     </w:p>
     <w:p>
@@ -2096,7 +2096,7 @@
     </w:p>
     <w:p>
       <w:r>
-        <w:t>애플리케이션 모델링은 복잡한 수학적 모델링부터 봉투 뒷면의 간단한 계산까지 걸쳐 있다. 한쪽은 매우 정밀하려 하고 다른 쪽은 대략의 추정을 하는데, 두 방법 모두 구현 오류와 비효율을 반영하지 못한다는 약점이 있다. 추정과 규격 산정은 부정확한 과학이지만, 과정을 잘 들여다보면 지적인 추정을 할 수 있다. 핵심은 나쁜 SQL·인덱스 설계·커서 관리가 만드는 비효율을 위한 여유를 미리 넣어 두는 것이다. 오라클 성능 방법(3장)이 바로 그 비효율을 발견하는 절차를 설명한다.</w:t>
+        <w:t>애플리케이션 모델링은 복잡한 수학적 모델링부터 봉투 뒷면의 간단한 계산까지 걸쳐 있다. 한쪽은 매우 정밀하려 하고 다른 쪽은 대략의 추정을 하는데, 두 방법 모두 구현 오류와 비효율을 반영하지 못한다는 약점이 있다. 추정과 규격 산정은 부정확한 과학이지만, 과정을 잘 들여다보면 지적인 추정을 할 수 있다. 핵심은 나쁜 SQL·인덱스 설계·커서 관리가 만드는 비효율을 위한 여유를 미리 넣어 두는 것이다. 오라클 성능 방법(ch17)이 바로 그 비효율을 발견하는 절차를 설명한다.</w:t>
       </w:r>
     </w:p>
     <w:p>
@@ -2268,7 +2268,7 @@
         <w:pStyle w:val="ListBullet"/>
       </w:pPr>
       <w:r>
-        <w:t>첫 병목은 반드시 온다. 그것을 예상하고 오라클 성능 개선 방법(3장)에 따라 개선한다.</w:t>
+        <w:t>첫 병목은 반드시 온다. 그것을 예상하고 오라클 성능 개선 방법(ch17)에 따라 개선한다.</w:t>
       </w:r>
     </w:p>
     <w:tbl>
@@ -2329,7 +2329,7 @@
                 <w:rFonts w:ascii="맑은 고딕" w:hAnsi="맑은 고딕" w:eastAsia="맑은 고딕"/>
                 <w:sz w:val="21"/>
               </w:rPr>
-              <w:t>· 첫 병목은 반드시 온다. 그것을 예상하고 오라클 성능 개선 방법(3장)을 따라 대응한다.</w:t>
+              <w:t>· 첫 병목은 반드시 온다. 그것을 예상하고 오라클 성능 개선 방법(ch17)을 따라 대응한다.</w:t>
             </w:r>
           </w:p>
         </w:tc>
@@ -2556,7 +2556,7 @@
     </w:p>
     <w:p>
       <w:r>
-        <w:t>다음 장(3장)에서는 성능 개선 방법론과 긴급 대응으로 넘어가, 증상에서 원인으로 좁혀 가는 Oracle Performance Improvement Method와 블로킹 세션 처리, 조치 전 근거 캡처를 다룬다.</w:t>
+        <w:t>다음 장(ch17)에서는 성능 개선 방법론과 긴급 대응으로 넘어가, 증상에서 원인으로 좁혀 가는 Oracle Performance Improvement Method와 블로킹 세션 처리, 조치 전 근거 캡처를 다룬다.</w:t>
       </w:r>
     </w:p>
     <w:sectPr>

--- a/DBTUNING/ch16_성능설계와개발/ch16_성능설계와개발.docx
+++ b/DBTUNING/ch16_성능설계와개발/ch16_성능설계와개발.docx
@@ -7,7 +7,7 @@
         <w:pStyle w:val="Heading1"/>
       </w:pPr>
       <w:r>
-        <w:t>제ch16  성능을 고려한 설계와 개발</w:t>
+        <w:t>ch16  성능을 고려한 설계와 개발</w:t>
       </w:r>
     </w:p>
     <w:p>

--- a/DBTUNING/ch16_성능설계와개발/ch16_성능설계와개발.docx
+++ b/DBTUNING/ch16_성능설계와개발/ch16_성능설계와개발.docx
@@ -86,7 +86,7 @@
         <w:pStyle w:val="Heading2"/>
       </w:pPr>
       <w:r>
-        <w:t>2.1  학습 목표</w:t>
+        <w:t>16.1  학습 목표</w:t>
       </w:r>
     </w:p>
     <w:p>
@@ -155,7 +155,7 @@
         <w:pStyle w:val="Heading2"/>
       </w:pPr>
       <w:r>
-        <w:t>2.2  확장성 — 무엇이 시스템을 못 늘어나게 하는가</w:t>
+        <w:t>16.2  확장성 — 무엇이 시스템을 못 늘어나게 하는가</w:t>
       </w:r>
     </w:p>
     <w:p>
@@ -300,7 +300,7 @@
                 <w:rFonts w:ascii="맑은 고딕" w:hAnsi="맑은 고딕" w:eastAsia="맑은 고딕"/>
                 <w:sz w:val="21"/>
               </w:rPr>
-              <w:t>교훈: 단일 사용자 성능이 좋다고 확장성이 보장되지 않는다. 확장성은 설계에서 결정되며, 이 장의 2.3~2.5가 그 구체적 원인들이다.</w:t>
+              <w:t>교훈: 단일 사용자 성능이 좋다고 확장성이 보장되지 않는다. 확장성은 설계에서 결정되며, 이 장의 16.3~16.5가 그 구체적 원인들이다.</w:t>
             </w:r>
           </w:p>
         </w:tc>
@@ -312,7 +312,7 @@
         <w:pStyle w:val="Heading2"/>
       </w:pPr>
       <w:r>
-        <w:t>2.3  바인드 변수와 커서 공유 — 하드 파싱 비용</w:t>
+        <w:t>16.3  바인드 변수와 커서 공유 — 하드 파싱 비용</w:t>
       </w:r>
     </w:p>
     <w:p>
@@ -1165,7 +1165,7 @@
         <w:pStyle w:val="Heading2"/>
       </w:pPr>
       <w:r>
-        <w:t>2.4  커넥션 획득 비용 — 접속은 비싸다</w:t>
+        <w:t>16.4  커넥션 획득 비용 — 접속은 비싸다</w:t>
       </w:r>
     </w:p>
     <w:p>
@@ -1523,7 +1523,7 @@
         <w:pStyle w:val="Heading2"/>
       </w:pPr>
       <w:r>
-        <w:t>2.5  배열 처리와 왕복 횟수 — arraysize</w:t>
+        <w:t>16.5  배열 처리와 왕복 횟수 — arraysize</w:t>
       </w:r>
     </w:p>
     <w:p>
@@ -2006,7 +2006,7 @@
         <w:pStyle w:val="Heading2"/>
       </w:pPr>
       <w:r>
-        <w:t>2.6  그 밖의 애플리케이션 설계 원칙</w:t>
+        <w:t>16.6  그 밖의 애플리케이션 설계 원칙</w:t>
       </w:r>
     </w:p>
     <w:p>
@@ -2068,7 +2068,7 @@
         <w:pStyle w:val="Heading2"/>
       </w:pPr>
       <w:r>
-        <w:t>2.7  배포 전 워크로드 테스트</w:t>
+        <w:t>16.7  배포 전 워크로드 테스트</w:t>
       </w:r>
     </w:p>
     <w:p>
@@ -2341,7 +2341,7 @@
         <w:pStyle w:val="Heading2"/>
       </w:pPr>
       <w:r>
-        <w:t>2.8  요약</w:t>
+        <w:t>16.8  요약</w:t>
       </w:r>
     </w:p>
     <w:p>
@@ -2405,7 +2405,7 @@
         <w:pStyle w:val="Heading2"/>
       </w:pPr>
       <w:r>
-        <w:t>2.9  퀴즈</w:t>
+        <w:t>16.9  퀴즈</w:t>
       </w:r>
     </w:p>
     <w:tbl>
@@ -2496,7 +2496,7 @@
         <w:pStyle w:val="Heading2"/>
       </w:pPr>
       <w:r>
-        <w:t>2.10  실습 개요</w:t>
+        <w:t>16.10  실습 개요</w:t>
       </w:r>
     </w:p>
     <w:p>
@@ -2546,7 +2546,7 @@
     </w:p>
     <w:p>
       <w:r>
-        <w:t>마지막으로 이 장의 다섯 주제가 어떻게 하나로 이어지는지 정리해 두자. 확장성(2.2)은 목표이고, 바인드 변수(2.3)·커넥션(2.4)·배열 처리(2.5)는 그 목표를 이루는 세 가지 구체적 수단이며, 그 밖의 설계 원칙(2.6)이 이를 보완하고, 워크로드 테스트(2.7)는 이 모든 것이 실제로 지켜졌는지 배포 전에 검증하는 관문이다. 각 수단은 '자원을 요청마다 소모하지 말고 한 번 확보해 재사용하라'는 같은 원리의 다른 표현이다 — 커서를 재사용하고(파싱을 아끼고), 커넥션을 재사용하고(접속을 아끼고), 왕복을 묶어(네트워크를 아끼는) 것이다.</w:t>
+        <w:t>마지막으로 이 장의 다섯 주제가 어떻게 하나로 이어지는지 정리해 두자. 확장성(16.2)은 목표이고, 바인드 변수(16.3)·커넥션(16.4)·배열 처리(16.5)는 그 목표를 이루는 세 가지 구체적 수단이며, 그 밖의 설계 원칙(16.6)이 이를 보완하고, 워크로드 테스트(16.7)는 이 모든 것이 실제로 지켜졌는지 배포 전에 검증하는 관문이다. 각 수단은 '자원을 요청마다 소모하지 말고 한 번 확보해 재사용하라'는 같은 원리의 다른 표현이다 — 커서를 재사용하고(파싱을 아끼고), 커넥션을 재사용하고(접속을 아끼고), 왕복을 묶어(네트워크를 아끼는) 것이다.</w:t>
       </w:r>
     </w:p>
     <w:p>
